--- a/flow/20230914_vu_template/drafts/2024-06-u/14-ПТ-Єлисея прор..docx
+++ b/flow/20230914_vu_template/drafts/2024-06-u/14-ПТ-Єлисея прор..docx
@@ -4067,49 +4067,58 @@
     </w:p>
     <w:p>
       <w:pPr>
-        <w:spacing w:after="120"/>
-        <w:jc w:val="both"/>
-        <w:rPr>
-          <w:rFonts w:ascii="Times New Roman" w:hAnsi="Times New Roman"/>
-          <w:sz w:val="24"/>
-          <w:szCs w:val="24"/>
-        </w:rPr>
-      </w:pPr>
-      <w:r>
-        <w:rPr>
-          <w:rFonts w:ascii="Times New Roman" w:hAnsi="Times New Roman"/>
-          <w:i/>
-          <w:color w:val="FF0000"/>
-          <w:sz w:val="24"/>
-          <w:szCs w:val="24"/>
-        </w:rPr>
-        <w:t xml:space="preserve">(г. 8): </w:t>
-      </w:r>
-      <w:r>
-        <w:rPr>
-          <w:rFonts w:ascii="Times New Roman" w:hAnsi="Times New Roman"/>
-          <w:sz w:val="24"/>
-          <w:szCs w:val="24"/>
-        </w:rPr>
-        <w:t xml:space="preserve">Слухаючи, </w:t>
-      </w:r>
-      <w:proofErr w:type="spellStart"/>
-      <w:r>
-        <w:rPr>
-          <w:rFonts w:ascii="Times New Roman" w:hAnsi="Times New Roman"/>
-          <w:sz w:val="24"/>
-          <w:szCs w:val="24"/>
-        </w:rPr>
-        <w:t>богоблаженна</w:t>
-      </w:r>
-      <w:proofErr w:type="spellEnd"/>
-      <w:r>
-        <w:rPr>
-          <w:rFonts w:ascii="Times New Roman" w:hAnsi="Times New Roman"/>
-          <w:sz w:val="24"/>
-          <w:szCs w:val="24"/>
-        </w:rPr>
-        <w:t>,* солодкі слова Божественного Духа,* ти покинула всяку гіркоту плотських пристрастей;* і смертю до безсмертної слави, Гликеріє, перейшла єси,* Христа молячи* всім дарувати велику милість.</w:t>
+        <w:pStyle w:val="a"/>
+      </w:pPr>
+      <w:r>
+        <w:rPr>
+          <w:rFonts w:ascii="Times New Roman" w:hAnsi="Times New Roman"/>
+          <w:i/>
+          <w:color w:val="FF0000"/>
+          <w:sz w:val="24"/>
+        </w:rPr>
+        <w:t>(г. 4, подібний: Покликаний був ти):</w:t>
+      </w:r>
+      <w:r>
+        <w:rPr>
+          <w:rFonts w:ascii="Times New Roman" w:hAnsi="Times New Roman"/>
+          <w:sz w:val="24"/>
+        </w:rPr>
+        <w:t xml:space="preserve"> Прийнявши чистим умом відблиск* богоначального сяйва* і ставши провісником та проповідником Божих слів* і божеським пророком,* ти був устами, якими ворушив Дух Божий,* і звістив те, що він тобі об'явив.* Ти проголосив усім народам майбутнє спасіння* і незнищиме царство Христа.* Його моли, всечесний </w:t>
+      </w:r>
+      <w:r>
+        <w:rPr>
+          <w:rFonts w:ascii="Times New Roman" w:hAnsi="Times New Roman"/>
+          <w:i w:val="0"/>
+          <w:color w:val="000000"/>
+          <w:sz w:val="24"/>
+          <w:highlight w:val="yellow"/>
+        </w:rPr>
+        <w:t>(ім’я</w:t>
+      </w:r>
+      <w:r>
+        <w:rPr>
+          <w:rFonts w:ascii="Times New Roman" w:hAnsi="Times New Roman"/>
+          <w:i/>
+          <w:color w:val="FF0000"/>
+          <w:sz w:val="24"/>
+        </w:rPr>
+        <w:t>,</w:t>
+      </w:r>
+      <w:r>
+        <w:rPr>
+          <w:rFonts w:ascii="Times New Roman" w:hAnsi="Times New Roman"/>
+          <w:i/>
+          <w:color w:val="FF0000"/>
+          <w:sz w:val="24"/>
+        </w:rPr>
+        <w:t>)</w:t>
+      </w:r>
+      <w:r>
+        <w:rPr>
+          <w:rFonts w:ascii="Times New Roman" w:hAnsi="Times New Roman"/>
+          <w:sz w:val="24"/>
+        </w:rPr>
+        <w:t>,* щоб спас та просвітив душі наші.</w:t>
       </w:r>
     </w:p>
     <w:p>
@@ -4200,39 +4209,31 @@
     </w:p>
     <w:p>
       <w:pPr>
-        <w:spacing w:after="120"/>
-        <w:jc w:val="both"/>
-        <w:rPr>
-          <w:rFonts w:ascii="Times New Roman" w:hAnsi="Times New Roman"/>
-          <w:sz w:val="24"/>
-          <w:szCs w:val="24"/>
-        </w:rPr>
-      </w:pPr>
-      <w:r>
-        <w:rPr>
-          <w:rFonts w:ascii="Times New Roman" w:hAnsi="Times New Roman"/>
-          <w:sz w:val="24"/>
-          <w:szCs w:val="24"/>
-        </w:rPr>
-        <w:t xml:space="preserve">Зранилася, Владико,* солодкою любов’ю до Тебе Гликерія* – і гіркого болю ран зазнає, Слово Боже.* Тому до безболісної переставляється насолоди,* як нескверна і нетлінна;* її молитвами даруй усім, </w:t>
-      </w:r>
-      <w:proofErr w:type="spellStart"/>
-      <w:r>
-        <w:rPr>
-          <w:rFonts w:ascii="Times New Roman" w:hAnsi="Times New Roman"/>
-          <w:sz w:val="24"/>
-          <w:szCs w:val="24"/>
-        </w:rPr>
-        <w:t>Слове</w:t>
-      </w:r>
-      <w:proofErr w:type="spellEnd"/>
-      <w:r>
-        <w:rPr>
-          <w:rFonts w:ascii="Times New Roman" w:hAnsi="Times New Roman"/>
-          <w:sz w:val="24"/>
-          <w:szCs w:val="24"/>
-        </w:rPr>
-        <w:t>, велику милість.</w:t>
+        <w:pStyle w:val="a"/>
+      </w:pPr>
+      <w:r>
+        <w:rPr>
+          <w:rFonts w:ascii="Times New Roman" w:hAnsi="Times New Roman"/>
+          <w:sz w:val="24"/>
+        </w:rPr>
+        <w:t xml:space="preserve">Осяяний достойним боговидінням* та відзначений пророчою мовою* і благодаттю, богонатхненний </w:t>
+      </w:r>
+      <w:r>
+        <w:rPr>
+          <w:rFonts w:ascii="Times New Roman" w:hAnsi="Times New Roman"/>
+          <w:i w:val="0"/>
+          <w:color w:val="000000"/>
+          <w:sz w:val="24"/>
+          <w:highlight w:val="yellow"/>
+        </w:rPr>
+        <w:t>Єлисея</w:t>
+      </w:r>
+      <w:r>
+        <w:rPr>
+          <w:rFonts w:ascii="Times New Roman" w:hAnsi="Times New Roman"/>
+          <w:sz w:val="24"/>
+        </w:rPr>
+        <w:t>!* Ти вдостоївся божественного блаженства* та здобув нині оце довір'я* і ласку в Преблагого,* щоб молитися за тих, які тебе з вірою почитають* і вихваляють як чесного і Богом посланого благовісника,* щоб визволити з бід* і спасти душі наші.</w:t>
       </w:r>
     </w:p>
     <w:p>
@@ -4280,213 +4281,107 @@
     </w:p>
     <w:p>
       <w:pPr>
-        <w:spacing w:after="120"/>
-        <w:jc w:val="both"/>
-        <w:rPr>
-          <w:rFonts w:ascii="Times New Roman" w:hAnsi="Times New Roman"/>
-          <w:sz w:val="24"/>
-          <w:szCs w:val="24"/>
-        </w:rPr>
-      </w:pPr>
-      <w:r>
-        <w:rPr>
-          <w:rFonts w:ascii="Times New Roman" w:hAnsi="Times New Roman"/>
-          <w:sz w:val="24"/>
-          <w:szCs w:val="24"/>
-        </w:rPr>
-        <w:t xml:space="preserve">Добре </w:t>
-      </w:r>
-      <w:proofErr w:type="spellStart"/>
-      <w:r>
-        <w:rPr>
-          <w:rFonts w:ascii="Times New Roman" w:hAnsi="Times New Roman"/>
-          <w:sz w:val="24"/>
-          <w:szCs w:val="24"/>
-        </w:rPr>
-        <w:t>ісповідавши</w:t>
-      </w:r>
-      <w:proofErr w:type="spellEnd"/>
-      <w:r>
-        <w:rPr>
-          <w:rFonts w:ascii="Times New Roman" w:hAnsi="Times New Roman"/>
-          <w:sz w:val="24"/>
-          <w:szCs w:val="24"/>
-        </w:rPr>
-        <w:t xml:space="preserve"> Ім’я Христа – твого Жениха* перед ворогами беззаконними,* законно постраждала ти ради Нього, чесна,* на члени </w:t>
-      </w:r>
-      <w:proofErr w:type="spellStart"/>
-      <w:r>
-        <w:rPr>
-          <w:rFonts w:ascii="Times New Roman" w:hAnsi="Times New Roman"/>
-          <w:sz w:val="24"/>
-          <w:szCs w:val="24"/>
-        </w:rPr>
-        <w:t>розсічувана</w:t>
-      </w:r>
-      <w:proofErr w:type="spellEnd"/>
-      <w:r>
-        <w:rPr>
-          <w:rFonts w:ascii="Times New Roman" w:hAnsi="Times New Roman"/>
-          <w:sz w:val="24"/>
-          <w:szCs w:val="24"/>
-        </w:rPr>
-        <w:t xml:space="preserve"> з силою, звірів перемагаючи мужньо;* і нині молишся,* щоб усім даровано велику милість.</w:t>
-      </w:r>
-    </w:p>
-    <w:p>
-      <w:pPr>
-        <w:spacing w:after="120"/>
-        <w:jc w:val="both"/>
-        <w:rPr>
-          <w:rFonts w:ascii="Times New Roman" w:hAnsi="Times New Roman"/>
-          <w:sz w:val="24"/>
-          <w:szCs w:val="24"/>
-        </w:rPr>
+        <w:pStyle w:val="a"/>
+      </w:pPr>
+      <w:r>
+        <w:rPr>
+          <w:rFonts w:ascii="Times New Roman" w:hAnsi="Times New Roman"/>
+          <w:sz w:val="24"/>
+        </w:rPr>
+        <w:t xml:space="preserve">Твого пророка </w:t>
+      </w:r>
+      <w:r>
+        <w:rPr>
+          <w:rFonts w:ascii="Times New Roman" w:hAnsi="Times New Roman"/>
+          <w:i w:val="0"/>
+          <w:color w:val="000000"/>
+          <w:sz w:val="24"/>
+          <w:highlight w:val="yellow"/>
+        </w:rPr>
+        <w:t>Єлисея</w:t>
+      </w:r>
+      <w:r>
+        <w:rPr>
+          <w:rFonts w:ascii="Times New Roman" w:hAnsi="Times New Roman"/>
+          <w:sz w:val="24"/>
+        </w:rPr>
+        <w:t xml:space="preserve"> появив ти, Безсмертний,* немов духовну хмарину, що справді виточує воду життя вічного.* Ти послав його щедро і дарував пресвятого Духа,* єдиносущного тобі Отцю Вседержителеві* і твоєму Синові,* що засіяв з твого єства,* і через нього звістив спасенний прихід Христа Бога нашого.* Моли його, щоб спас* і просвітив душі наші.</w:t>
+      </w:r>
+    </w:p>
+    <w:p>
+      <w:pPr>
+        <w:pStyle w:val="a"/>
       </w:pPr>
       <w:r>
         <w:rPr>
           <w:rFonts w:ascii="Times New Roman" w:hAnsi="Times New Roman"/>
           <w:b/>
           <w:sz w:val="24"/>
-          <w:szCs w:val="24"/>
-        </w:rPr>
-        <w:t>Слава</w:t>
-      </w:r>
-      <w:r>
-        <w:rPr>
-          <w:rFonts w:ascii="Times New Roman" w:hAnsi="Times New Roman"/>
-          <w:sz w:val="24"/>
-          <w:szCs w:val="24"/>
-        </w:rPr>
-        <w:t xml:space="preserve"> </w:t>
-      </w:r>
+        </w:rPr>
+        <w:t xml:space="preserve">Слава </w:t>
+      </w:r>
+      <w:r>
+        <w:rPr>
+          <w:rFonts w:ascii="Times New Roman" w:hAnsi="Times New Roman"/>
+          <w:i/>
+          <w:color w:val="FF0000"/>
+          <w:sz w:val="24"/>
+        </w:rPr>
+        <w:t xml:space="preserve">(г. 4): </w:t>
+      </w:r>
+      <w:r>
+        <w:rPr>
+          <w:rFonts w:ascii="Times New Roman" w:hAnsi="Times New Roman"/>
+          <w:sz w:val="24"/>
+        </w:rPr>
+        <w:t xml:space="preserve">Радіючи в Господі Бозі, Спасі твоїм,* богомовний, славний пророче </w:t>
+      </w:r>
+      <w:r>
+        <w:rPr>
+          <w:rFonts w:ascii="Times New Roman" w:hAnsi="Times New Roman"/>
+          <w:i w:val="0"/>
+          <w:color w:val="000000"/>
+          <w:sz w:val="24"/>
+          <w:highlight w:val="yellow"/>
+        </w:rPr>
+        <w:t>Єлисея</w:t>
+      </w:r>
+      <w:r>
+        <w:rPr>
+          <w:rFonts w:ascii="Times New Roman" w:hAnsi="Times New Roman"/>
+          <w:sz w:val="24"/>
+        </w:rPr>
+        <w:t>,* і в ньому веселившись, ти прийняв з потойбічного сіяння промінне світло* і був духовно просвітлений богодійним світлом.* Тому своїми молитвами визволи від бід і напастей тих,* що з вірою вчиняють твою всесвітлу пам'ять.</w:t>
+      </w:r>
+    </w:p>
+    <w:p>
+      <w:pPr>
+        <w:pStyle w:val="a"/>
+      </w:pPr>
       <w:r>
         <w:rPr>
           <w:rFonts w:ascii="Times New Roman" w:hAnsi="Times New Roman"/>
           <w:b/>
           <w:sz w:val="24"/>
-          <w:szCs w:val="24"/>
-        </w:rPr>
-        <w:t>І нині</w:t>
-      </w:r>
-      <w:r>
-        <w:rPr>
-          <w:rFonts w:ascii="Times New Roman" w:hAnsi="Times New Roman"/>
-          <w:sz w:val="24"/>
-          <w:szCs w:val="24"/>
-        </w:rPr>
-        <w:t xml:space="preserve"> </w:t>
-      </w:r>
-      <w:r>
-        <w:rPr>
-          <w:rFonts w:ascii="Times New Roman" w:hAnsi="Times New Roman"/>
-          <w:i/>
-          <w:color w:val="FF0000"/>
-          <w:sz w:val="24"/>
-          <w:szCs w:val="24"/>
-        </w:rPr>
-        <w:t>(г. 6):</w:t>
-      </w:r>
-      <w:r>
-        <w:rPr>
-          <w:rFonts w:ascii="Times New Roman" w:hAnsi="Times New Roman"/>
-          <w:color w:val="FF0000"/>
-          <w:sz w:val="24"/>
-          <w:szCs w:val="24"/>
-        </w:rPr>
-        <w:t xml:space="preserve"> </w:t>
-      </w:r>
-      <w:r>
-        <w:rPr>
-          <w:rFonts w:ascii="Times New Roman" w:hAnsi="Times New Roman"/>
-          <w:sz w:val="24"/>
-          <w:szCs w:val="24"/>
-        </w:rPr>
-        <w:t xml:space="preserve">Лона Отцевого не залишаючи, найсолодший Ісусе,* на землі ти жив як людина.* Сьогодні з гори Оливної вознісся ти у славі,* і </w:t>
-      </w:r>
-      <w:proofErr w:type="spellStart"/>
-      <w:r>
-        <w:rPr>
-          <w:rFonts w:ascii="Times New Roman" w:hAnsi="Times New Roman"/>
-          <w:sz w:val="24"/>
-          <w:szCs w:val="24"/>
-        </w:rPr>
-        <w:t>возсів</w:t>
-      </w:r>
-      <w:proofErr w:type="spellEnd"/>
-      <w:r>
-        <w:rPr>
-          <w:rFonts w:ascii="Times New Roman" w:hAnsi="Times New Roman"/>
-          <w:sz w:val="24"/>
-          <w:szCs w:val="24"/>
-        </w:rPr>
-        <w:t xml:space="preserve"> з Отцем, </w:t>
-      </w:r>
-      <w:proofErr w:type="spellStart"/>
-      <w:r>
-        <w:rPr>
-          <w:rFonts w:ascii="Times New Roman" w:hAnsi="Times New Roman"/>
-          <w:sz w:val="24"/>
-          <w:szCs w:val="24"/>
-        </w:rPr>
-        <w:t>милостиво</w:t>
-      </w:r>
-      <w:proofErr w:type="spellEnd"/>
-      <w:r>
-        <w:rPr>
-          <w:rFonts w:ascii="Times New Roman" w:hAnsi="Times New Roman"/>
-          <w:sz w:val="24"/>
-          <w:szCs w:val="24"/>
-        </w:rPr>
-        <w:t xml:space="preserve"> піднісши впале наше єство.* Тому небесні, безтілесні хори, дивуючись чудові,* вельми зжахнулися і, пройняті тремтінням,* величали твоє чоловіколюбство.* З ними ми, земляни, славлячи твоє до нас приниження і вознесіння від нас,* молимось і взиваємо:* Ти, що учнів і Богородицю, яка тебе породила,* із своїм вознесінням наповнив безмежною радістю,* з великої твоєї </w:t>
-      </w:r>
-      <w:proofErr w:type="spellStart"/>
-      <w:r>
-        <w:rPr>
-          <w:rFonts w:ascii="Times New Roman" w:hAnsi="Times New Roman"/>
-          <w:sz w:val="24"/>
-          <w:szCs w:val="24"/>
-        </w:rPr>
-        <w:t>милости</w:t>
-      </w:r>
-      <w:proofErr w:type="spellEnd"/>
-      <w:r>
-        <w:rPr>
-          <w:rFonts w:ascii="Times New Roman" w:hAnsi="Times New Roman"/>
-          <w:sz w:val="24"/>
-          <w:szCs w:val="24"/>
-        </w:rPr>
-        <w:t xml:space="preserve"> сподоби і нас* </w:t>
-      </w:r>
-      <w:proofErr w:type="spellStart"/>
-      <w:r>
-        <w:rPr>
-          <w:rFonts w:ascii="Times New Roman" w:hAnsi="Times New Roman"/>
-          <w:sz w:val="24"/>
-          <w:szCs w:val="24"/>
-        </w:rPr>
-        <w:t>радости</w:t>
-      </w:r>
-      <w:proofErr w:type="spellEnd"/>
-      <w:r>
-        <w:rPr>
-          <w:rFonts w:ascii="Times New Roman" w:hAnsi="Times New Roman"/>
-          <w:sz w:val="24"/>
-          <w:szCs w:val="24"/>
-        </w:rPr>
-        <w:t xml:space="preserve"> вибраних твоїх, – їхніми молитвами.</w:t>
-      </w:r>
-    </w:p>
-    <w:p>
-      <w:pPr>
-        <w:spacing w:after="120"/>
-        <w:jc w:val="both"/>
-        <w:rPr>
-          <w:rFonts w:ascii="Times New Roman" w:hAnsi="Times New Roman"/>
-          <w:sz w:val="24"/>
-          <w:szCs w:val="24"/>
-        </w:rPr>
-      </w:pPr>
+        </w:rPr>
+        <w:t xml:space="preserve">І нині </w:t>
+      </w:r>
+      <w:r>
+        <w:rPr>
+          <w:rFonts w:ascii="Times New Roman" w:hAnsi="Times New Roman"/>
+          <w:i/>
+          <w:color w:val="FF0000"/>
+          <w:sz w:val="24"/>
+        </w:rPr>
+        <w:t xml:space="preserve">(хрестобогородичний): </w:t>
+      </w:r>
+      <w:r>
+        <w:rPr>
+          <w:rFonts w:ascii="Times New Roman" w:hAnsi="Times New Roman"/>
+          <w:sz w:val="24"/>
+        </w:rPr>
+        <w:t>Бачивши, Пречиста, розп'ятого Христа чоловіколюбця,* і між ребра проколеного списом,* плакала і кликала:* Що воно таке, мій Сину?* Що віддали тобі немилосердні люди за все те добро, яке ти їм учинив?* Квапишся вчинити мене бездітною, Найлюбіший?* Подивляю, Милосердний, твоє добровільне розп'яття.</w:t>
+      </w:r>
     </w:p>
     <w:p>
       <w:pPr>
